--- a/SWARD/Project Code and Exercise solving docs/Docs/Exercise 2 Solution.docx
+++ b/SWARD/Project Code and Exercise solving docs/Docs/Exercise 2 Solution.docx
@@ -61,48 +61,20 @@
         <w:rPr>
           <w:color w:val="000000" w:themeColor="text1"/>
         </w:rPr>
-        <w:t xml:space="preserve">1. List and rank the 5 most important ISO 25010 quality attributes for your </w:t>
-      </w:r>
-      <w:proofErr w:type="spellStart"/>
-      <w:r>
-        <w:rPr>
-          <w:color w:val="000000" w:themeColor="text1"/>
-        </w:rPr>
-        <w:t>TicTacToe</w:t>
-      </w:r>
-      <w:proofErr w:type="spellEnd"/>
-      <w:r>
-        <w:rPr>
-          <w:color w:val="000000" w:themeColor="text1"/>
-        </w:rPr>
-        <w:t xml:space="preserve"> project. </w:t>
-      </w:r>
-    </w:p>
-    <w:p>
-      <w:pPr>
-        <w:rPr>
-          <w:color w:val="000000" w:themeColor="text1"/>
-        </w:rPr>
-      </w:pPr>
-      <w:r>
-        <w:rPr>
-          <w:color w:val="000000" w:themeColor="text1"/>
-        </w:rPr>
-        <w:t xml:space="preserve">2. For each quality attribute: Provide a short description, why this attribute is important for your </w:t>
-      </w:r>
-      <w:proofErr w:type="spellStart"/>
-      <w:r>
-        <w:rPr>
-          <w:color w:val="000000" w:themeColor="text1"/>
-        </w:rPr>
-        <w:t>TicTacToe</w:t>
-      </w:r>
-      <w:proofErr w:type="spellEnd"/>
-      <w:r>
-        <w:rPr>
-          <w:color w:val="000000" w:themeColor="text1"/>
-        </w:rPr>
-        <w:t xml:space="preserve"> project. </w:t>
+        <w:t xml:space="preserve">1. List and rank the 5 most important ISO 25010 quality attributes for your TicTacToe project. </w:t>
+      </w:r>
+    </w:p>
+    <w:p>
+      <w:pPr>
+        <w:rPr>
+          <w:color w:val="000000" w:themeColor="text1"/>
+        </w:rPr>
+      </w:pPr>
+      <w:r>
+        <w:rPr>
+          <w:color w:val="000000" w:themeColor="text1"/>
+        </w:rPr>
+        <w:t xml:space="preserve">2. For each quality attribute: Provide a short description, why this attribute is important for your TicTacToe project. </w:t>
       </w:r>
     </w:p>
     <w:p>
@@ -175,7 +147,6 @@
         </w:rPr>
         <w:t>suitability</w:t>
       </w:r>
-      <w:proofErr w:type="gramStart"/>
       <w:r>
         <w:rPr>
           <w:b/>
@@ -190,49 +161,49 @@
           <w:color w:val="000000" w:themeColor="text1"/>
           <w:lang w:val="en-US"/>
         </w:rPr>
-        <w:t>The</w:t>
-      </w:r>
-      <w:proofErr w:type="gramEnd"/>
-      <w:r>
+        <w:t>The software should have the required functionalities stated in our hard requirements sheet, our users should be able to create a game, play it concurrently , start a new game and see the game result.</w:t>
+      </w:r>
+    </w:p>
+    <w:p>
+      <w:pPr>
         <w:rPr>
           <w:color w:val="000000" w:themeColor="text1"/>
           <w:lang w:val="en-US"/>
         </w:rPr>
-        <w:t xml:space="preserve"> software should have the required functionalities stated in our hard requirements sheet, our users should be able to create a game, play it </w:t>
-      </w:r>
-      <w:proofErr w:type="gramStart"/>
-      <w:r>
-        <w:rPr>
+      </w:pPr>
+      <w:r>
+        <w:rPr>
+          <w:b/>
+          <w:bCs/>
           <w:color w:val="000000" w:themeColor="text1"/>
           <w:lang w:val="en-US"/>
         </w:rPr>
-        <w:t>concurrently ,</w:t>
-      </w:r>
-      <w:proofErr w:type="gramEnd"/>
-      <w:r>
-        <w:rPr>
+        <w:t>-2- usability:</w:t>
+      </w:r>
+      <w:r>
+        <w:rPr>
+          <w:b/>
+          <w:bCs/>
           <w:color w:val="000000" w:themeColor="text1"/>
           <w:lang w:val="en-US"/>
         </w:rPr>
-        <w:t xml:space="preserve"> start a new game and see the game result.</w:t>
-      </w:r>
-    </w:p>
-    <w:p>
-      <w:pPr>
+        <w:t xml:space="preserve"> </w:t>
+      </w:r>
+      <w:r>
         <w:rPr>
           <w:color w:val="000000" w:themeColor="text1"/>
           <w:lang w:val="en-US"/>
         </w:rPr>
-      </w:pPr>
-      <w:r>
-        <w:rPr>
-          <w:b/>
-          <w:bCs/>
+        <w:t>the users should be able to easily navigate the system, learn it and find it pleasing for their eyes. Especially since a child will use it the system should be learnable and guide the user into achieving their goal.</w:t>
+      </w:r>
+    </w:p>
+    <w:p>
+      <w:pPr>
+        <w:rPr>
           <w:color w:val="000000" w:themeColor="text1"/>
           <w:lang w:val="en-US"/>
         </w:rPr>
-        <w:t>-2- usability:</w:t>
-      </w:r>
+      </w:pPr>
       <w:r>
         <w:rPr>
           <w:b/>
@@ -240,6 +211,15 @@
           <w:color w:val="000000" w:themeColor="text1"/>
           <w:lang w:val="en-US"/>
         </w:rPr>
+        <w:t>-3- portability:</w:t>
+      </w:r>
+      <w:r>
+        <w:rPr>
+          <w:b/>
+          <w:bCs/>
+          <w:color w:val="000000" w:themeColor="text1"/>
+          <w:lang w:val="en-US"/>
+        </w:rPr>
         <w:t xml:space="preserve"> </w:t>
       </w:r>
       <w:r>
@@ -247,32 +227,34 @@
           <w:color w:val="000000" w:themeColor="text1"/>
           <w:lang w:val="en-US"/>
         </w:rPr>
-        <w:t xml:space="preserve">the users should be able to easily navigate the system, learn it and find it pleasing for their eyes. Especially since a child will use </w:t>
-      </w:r>
-      <w:proofErr w:type="gramStart"/>
-      <w:r>
+        <w:t>since the system will be used from different technical environments, its should be working on any OS for example of this system it should be working on iphone, android, windows, macOS.</w:t>
+      </w:r>
+    </w:p>
+    <w:p>
+      <w:pPr>
         <w:rPr>
           <w:color w:val="000000" w:themeColor="text1"/>
           <w:lang w:val="en-US"/>
         </w:rPr>
-        <w:t>it</w:t>
-      </w:r>
-      <w:proofErr w:type="gramEnd"/>
-      <w:r>
-        <w:rPr>
+      </w:pPr>
+      <w:r>
+        <w:rPr>
+          <w:b/>
+          <w:bCs/>
           <w:color w:val="000000" w:themeColor="text1"/>
           <w:lang w:val="en-US"/>
         </w:rPr>
-        <w:t xml:space="preserve"> the system should be learnable and guide the user into achieving their goal.</w:t>
-      </w:r>
-    </w:p>
-    <w:p>
-      <w:pPr>
-        <w:rPr>
+        <w:t xml:space="preserve">-4- </w:t>
+      </w:r>
+      <w:r>
+        <w:rPr>
+          <w:b/>
+          <w:bCs/>
           <w:color w:val="000000" w:themeColor="text1"/>
           <w:lang w:val="en-US"/>
         </w:rPr>
-      </w:pPr>
+        <w:t>reliability</w:t>
+      </w:r>
       <w:r>
         <w:rPr>
           <w:b/>
@@ -280,7 +262,7 @@
           <w:color w:val="000000" w:themeColor="text1"/>
           <w:lang w:val="en-US"/>
         </w:rPr>
-        <w:t>-3- portability:</w:t>
+        <w:t>:</w:t>
       </w:r>
       <w:r>
         <w:rPr>
@@ -296,28 +278,28 @@
           <w:color w:val="000000" w:themeColor="text1"/>
           <w:lang w:val="en-US"/>
         </w:rPr>
-        <w:t xml:space="preserve">since the system will be used from different technical environments, its should be working on any OS for example of this system it should be working on </w:t>
-      </w:r>
-      <w:proofErr w:type="spellStart"/>
+        <w:t>The system should be available</w:t>
+      </w:r>
       <w:r>
         <w:rPr>
           <w:color w:val="000000" w:themeColor="text1"/>
           <w:lang w:val="en-US"/>
         </w:rPr>
-        <w:t>iphone</w:t>
-      </w:r>
-      <w:proofErr w:type="spellEnd"/>
+        <w:t xml:space="preserve"> as much as possible</w:t>
+      </w:r>
       <w:r>
         <w:rPr>
           <w:color w:val="000000" w:themeColor="text1"/>
           <w:lang w:val="en-US"/>
         </w:rPr>
-        <w:t>, android, windows, macOS.</w:t>
-      </w:r>
-    </w:p>
-    <w:p>
-      <w:pPr>
-        <w:rPr>
+        <w:t>, since it’s the case that the 2 players will play It for 30 minutes break time it should provide as much up time as possible.</w:t>
+      </w:r>
+    </w:p>
+    <w:p>
+      <w:pPr>
+        <w:rPr>
+          <w:b/>
+          <w:bCs/>
           <w:color w:val="000000" w:themeColor="text1"/>
           <w:lang w:val="en-US"/>
         </w:rPr>
@@ -329,7 +311,7 @@
           <w:color w:val="000000" w:themeColor="text1"/>
           <w:lang w:val="en-US"/>
         </w:rPr>
-        <w:t xml:space="preserve">-4- </w:t>
+        <w:t xml:space="preserve">-5- </w:t>
       </w:r>
       <w:r>
         <w:rPr>
@@ -338,7 +320,7 @@
           <w:color w:val="000000" w:themeColor="text1"/>
           <w:lang w:val="en-US"/>
         </w:rPr>
-        <w:t>reliability</w:t>
+        <w:t>Maintainability</w:t>
       </w:r>
       <w:r>
         <w:rPr>
@@ -363,93 +345,26 @@
           <w:color w:val="000000" w:themeColor="text1"/>
           <w:lang w:val="en-US"/>
         </w:rPr>
-        <w:t>The system should be available</w:t>
-      </w:r>
-      <w:r>
-        <w:rPr>
+        <w:t>The system should be easy to understand, extend and debug. Allowing extension will help us as developers to add maybe new games or features so the users don’t get bored from the system</w:t>
+      </w:r>
+      <w:r>
+        <w:rPr>
+          <w:b/>
+          <w:bCs/>
           <w:color w:val="000000" w:themeColor="text1"/>
           <w:lang w:val="en-US"/>
         </w:rPr>
-        <w:t xml:space="preserve"> as much as possible</w:t>
-      </w:r>
-      <w:r>
-        <w:rPr>
+        <w:t xml:space="preserve"> </w:t>
+      </w:r>
+    </w:p>
+    <w:p>
+      <w:pPr>
+        <w:rPr>
+          <w:b/>
+          <w:bCs/>
           <w:color w:val="000000" w:themeColor="text1"/>
           <w:lang w:val="en-US"/>
         </w:rPr>
-        <w:t>, since it’s the case that the 2 players will play It for 30 minutes break time it should provide as much up time as possible.</w:t>
-      </w:r>
-    </w:p>
-    <w:p>
-      <w:pPr>
-        <w:rPr>
-          <w:b/>
-          <w:bCs/>
-          <w:color w:val="000000" w:themeColor="text1"/>
-          <w:lang w:val="en-US"/>
-        </w:rPr>
-      </w:pPr>
-      <w:r>
-        <w:rPr>
-          <w:b/>
-          <w:bCs/>
-          <w:color w:val="000000" w:themeColor="text1"/>
-          <w:lang w:val="en-US"/>
-        </w:rPr>
-        <w:t xml:space="preserve">-5- </w:t>
-      </w:r>
-      <w:r>
-        <w:rPr>
-          <w:b/>
-          <w:bCs/>
-          <w:color w:val="000000" w:themeColor="text1"/>
-          <w:lang w:val="en-US"/>
-        </w:rPr>
-        <w:t>Maintainability</w:t>
-      </w:r>
-      <w:r>
-        <w:rPr>
-          <w:b/>
-          <w:bCs/>
-          <w:color w:val="000000" w:themeColor="text1"/>
-          <w:lang w:val="en-US"/>
-        </w:rPr>
-        <w:t>:</w:t>
-      </w:r>
-      <w:r>
-        <w:rPr>
-          <w:b/>
-          <w:bCs/>
-          <w:color w:val="000000" w:themeColor="text1"/>
-          <w:lang w:val="en-US"/>
-        </w:rPr>
-        <w:t xml:space="preserve"> </w:t>
-      </w:r>
-      <w:r>
-        <w:rPr>
-          <w:color w:val="000000" w:themeColor="text1"/>
-          <w:lang w:val="en-US"/>
-        </w:rPr>
-        <w:t>The system should be easy to understand, extend and debug. Allowing extension will help us as developers to add maybe new games or features so the users don’t get bored from the system</w:t>
-      </w:r>
-      <w:r>
-        <w:rPr>
-          <w:b/>
-          <w:bCs/>
-          <w:color w:val="000000" w:themeColor="text1"/>
-          <w:lang w:val="en-US"/>
-        </w:rPr>
-        <w:t xml:space="preserve"> </w:t>
-      </w:r>
-    </w:p>
-    <w:p>
-      <w:pPr>
-        <w:rPr>
-          <w:b/>
-          <w:bCs/>
-          <w:color w:val="000000" w:themeColor="text1"/>
-          <w:lang w:val="en-US"/>
-        </w:rPr>
       </w:pPr>
     </w:p>
     <w:p>
@@ -471,21 +386,7 @@
           <w:color w:val="000000" w:themeColor="text1"/>
         </w:rPr>
         <w:br/>
-        <w:t xml:space="preserve">Since the </w:t>
-      </w:r>
-      <w:proofErr w:type="spellStart"/>
-      <w:r>
-        <w:rPr>
-          <w:color w:val="000000" w:themeColor="text1"/>
-        </w:rPr>
-        <w:t>TicTacToe</w:t>
-      </w:r>
-      <w:proofErr w:type="spellEnd"/>
-      <w:r>
-        <w:rPr>
-          <w:color w:val="000000" w:themeColor="text1"/>
-        </w:rPr>
-        <w:t xml:space="preserve"> application is a standalone web-based system that does not need to exchange data with external systems or integrate with third-party services, interoperability with other systems is not a key concern.</w:t>
+        <w:t>Since the TicTacToe application is a standalone web-based system that does not need to exchange data with external systems or integrate with third-party services, interoperability with other systems is not a key concern.</w:t>
       </w:r>
     </w:p>
     <w:p>
@@ -524,21 +425,7 @@
         <w:rPr>
           <w:color w:val="000000" w:themeColor="text1"/>
         </w:rPr>
-        <w:t xml:space="preserve">Use Case: Play a </w:t>
-      </w:r>
-      <w:proofErr w:type="spellStart"/>
-      <w:r>
-        <w:rPr>
-          <w:color w:val="000000" w:themeColor="text1"/>
-        </w:rPr>
-        <w:t>TicTacToe</w:t>
-      </w:r>
-      <w:proofErr w:type="spellEnd"/>
-      <w:r>
-        <w:rPr>
-          <w:color w:val="000000" w:themeColor="text1"/>
-        </w:rPr>
-        <w:t xml:space="preserve"> game</w:t>
+        <w:t>Use Case: Play a TicTacToe game</w:t>
       </w:r>
       <w:r>
         <w:rPr>
@@ -671,21 +558,7 @@
         <w:rPr>
           <w:color w:val="000000" w:themeColor="text1"/>
         </w:rPr>
-        <w:t xml:space="preserve">Use the </w:t>
-      </w:r>
-      <w:proofErr w:type="spellStart"/>
-      <w:r>
-        <w:rPr>
-          <w:color w:val="000000" w:themeColor="text1"/>
-        </w:rPr>
-        <w:t>tictactoe</w:t>
-      </w:r>
-      <w:proofErr w:type="spellEnd"/>
-      <w:r>
-        <w:rPr>
-          <w:color w:val="000000" w:themeColor="text1"/>
-        </w:rPr>
-        <w:t xml:space="preserve"> Interface for the first time</w:t>
+        <w:t>Use the tictactoe Interface for the first time</w:t>
       </w:r>
       <w:r>
         <w:rPr>
@@ -894,13 +767,7 @@
         <w:rPr>
           <w:color w:val="000000" w:themeColor="text1"/>
         </w:rPr>
-        <w:t>John</w:t>
-      </w:r>
-      <w:r>
-        <w:rPr>
-          <w:color w:val="000000" w:themeColor="text1"/>
-        </w:rPr>
-        <w:t>, and Max</w:t>
+        <w:t>John, and Max</w:t>
       </w:r>
       <w:r>
         <w:rPr>
@@ -953,19 +820,7 @@
         <w:rPr>
           <w:color w:val="000000" w:themeColor="text1"/>
         </w:rPr>
-        <w:t xml:space="preserve">John </w:t>
-      </w:r>
-      <w:r>
-        <w:rPr>
-          <w:color w:val="000000" w:themeColor="text1"/>
-        </w:rPr>
-        <w:t>opens from his phone and max from his desktop</w:t>
-      </w:r>
-      <w:r>
-        <w:rPr>
-          <w:color w:val="000000" w:themeColor="text1"/>
-        </w:rPr>
-        <w:t xml:space="preserve">                                                                                                        </w:t>
+        <w:t xml:space="preserve">John opens from his phone and max from his desktop                                                                                                        </w:t>
       </w:r>
       <w:r>
         <w:rPr>
@@ -1069,29 +924,7 @@
         <w:rPr>
           <w:color w:val="000000" w:themeColor="text1"/>
         </w:rPr>
-        <w:t xml:space="preserve">John joins with </w:t>
-      </w:r>
-      <w:proofErr w:type="spellStart"/>
-      <w:proofErr w:type="gramStart"/>
-      <w:r>
-        <w:rPr>
-          <w:color w:val="000000" w:themeColor="text1"/>
-        </w:rPr>
-        <w:t>a</w:t>
-      </w:r>
-      <w:proofErr w:type="spellEnd"/>
-      <w:r>
-        <w:rPr>
-          <w:color w:val="000000" w:themeColor="text1"/>
-        </w:rPr>
-        <w:t xml:space="preserve">  weak</w:t>
-      </w:r>
-      <w:proofErr w:type="gramEnd"/>
-      <w:r>
-        <w:rPr>
-          <w:color w:val="000000" w:themeColor="text1"/>
-        </w:rPr>
-        <w:t xml:space="preserve"> connection</w:t>
+        <w:t>John joins with a  weak connection</w:t>
       </w:r>
       <w:r>
         <w:rPr>
@@ -1170,26 +1003,13 @@
           <w:color w:val="000000" w:themeColor="text1"/>
         </w:rPr>
         <w:br/>
-      </w:r>
-      <w:proofErr w:type="gramStart"/>
-      <w:r>
-        <w:rPr>
-          <w:color w:val="000000" w:themeColor="text1"/>
-        </w:rPr>
         <w:t>1.</w:t>
       </w:r>
       <w:r>
         <w:rPr>
           <w:color w:val="000000" w:themeColor="text1"/>
         </w:rPr>
-        <w:t>players</w:t>
-      </w:r>
-      <w:proofErr w:type="gramEnd"/>
-      <w:r>
-        <w:rPr>
-          <w:color w:val="000000" w:themeColor="text1"/>
-        </w:rPr>
-        <w:t xml:space="preserve"> are already in a session together and started playing</w:t>
+        <w:t>players are already in a session together and started playing</w:t>
       </w:r>
       <w:r>
         <w:rPr>
@@ -1299,35 +1119,7 @@
         <w:rPr>
           <w:color w:val="000000" w:themeColor="text1"/>
         </w:rPr>
-        <w:t xml:space="preserve">A developer </w:t>
-      </w:r>
-      <w:proofErr w:type="gramStart"/>
-      <w:r>
-        <w:rPr>
-          <w:color w:val="000000" w:themeColor="text1"/>
-        </w:rPr>
-        <w:t>want</w:t>
-      </w:r>
-      <w:proofErr w:type="gramEnd"/>
-      <w:r>
-        <w:rPr>
-          <w:color w:val="000000" w:themeColor="text1"/>
-        </w:rPr>
-        <w:t xml:space="preserve"> to add </w:t>
-      </w:r>
-      <w:proofErr w:type="spellStart"/>
-      <w:r>
-        <w:rPr>
-          <w:color w:val="000000" w:themeColor="text1"/>
-        </w:rPr>
-        <w:t>a</w:t>
-      </w:r>
-      <w:proofErr w:type="spellEnd"/>
-      <w:r>
-        <w:rPr>
-          <w:color w:val="000000" w:themeColor="text1"/>
-        </w:rPr>
-        <w:t xml:space="preserve"> new button</w:t>
+        <w:t>A developer want to add a new button</w:t>
       </w:r>
       <w:r>
         <w:rPr>
@@ -1418,21 +1210,7 @@
         <w:rPr>
           <w:color w:val="000000" w:themeColor="text1"/>
         </w:rPr>
-        <w:t xml:space="preserve">Developer can understand and debug the system, can find reusable </w:t>
-      </w:r>
-      <w:proofErr w:type="gramStart"/>
-      <w:r>
-        <w:rPr>
-          <w:color w:val="000000" w:themeColor="text1"/>
-        </w:rPr>
-        <w:t>front end</w:t>
-      </w:r>
-      <w:proofErr w:type="gramEnd"/>
-      <w:r>
-        <w:rPr>
-          <w:color w:val="000000" w:themeColor="text1"/>
-        </w:rPr>
-        <w:t xml:space="preserve"> components, and back-end organized packages, and documentation</w:t>
+        <w:t>Developer can understand and debug the system, can find reusable front end components, and back-end organized packages, and documentation</w:t>
       </w:r>
       <w:r>
         <w:rPr>
@@ -1486,19 +1264,11 @@
         </w:rPr>
         <w:t xml:space="preserve">This use case is important because it focuses on the </w:t>
       </w:r>
-      <w:proofErr w:type="spellStart"/>
-      <w:r>
-        <w:rPr>
-          <w:color w:val="000000" w:themeColor="text1"/>
-        </w:rPr>
-        <w:t>maintaibility</w:t>
-      </w:r>
-      <w:proofErr w:type="spellEnd"/>
-      <w:r>
-        <w:rPr>
-          <w:color w:val="000000" w:themeColor="text1"/>
-        </w:rPr>
-        <w:t xml:space="preserve"> where our program is easy to understand, extend, and debug.</w:t>
+      <w:r>
+        <w:rPr>
+          <w:color w:val="000000" w:themeColor="text1"/>
+        </w:rPr>
+        <w:t>maintaibility where our program is easy to understand, extend, and debug.</w:t>
       </w:r>
     </w:p>
     <w:p>
@@ -1551,21 +1321,7 @@
         <w:rPr>
           <w:color w:val="000000" w:themeColor="text1"/>
         </w:rPr>
-        <w:t xml:space="preserve">Create at least 2 quality scenarios. Make sure that your scenarios are </w:t>
-      </w:r>
-      <w:proofErr w:type="gramStart"/>
-      <w:r>
-        <w:rPr>
-          <w:color w:val="000000" w:themeColor="text1"/>
-        </w:rPr>
-        <w:t>actually measurable</w:t>
-      </w:r>
-      <w:proofErr w:type="gramEnd"/>
-      <w:r>
-        <w:rPr>
-          <w:color w:val="000000" w:themeColor="text1"/>
-        </w:rPr>
-        <w:t>!</w:t>
+        <w:t>Create at least 2 quality scenarios. Make sure that your scenarios are actually measurable!</w:t>
       </w:r>
     </w:p>
     <w:p>
@@ -1759,7 +1515,7 @@
           <w:color w:val="000000" w:themeColor="text1"/>
         </w:rPr>
         <w:pict w14:anchorId="3E881106">
-          <v:rect id="_x0000_i1079" style="width:0;height:1.5pt" o:hralign="center" o:hrstd="t" o:hr="t" fillcolor="#a0a0a0" stroked="f"/>
+          <v:rect id="_x0000_i1025" style="width:0;height:1.5pt" o:hralign="center" o:hrstd="t" o:hr="t" fillcolor="#a0a0a0" stroked="f"/>
         </w:pict>
       </w:r>
     </w:p>
@@ -1930,7 +1686,7 @@
           <w:color w:val="000000" w:themeColor="text1"/>
         </w:rPr>
         <w:pict w14:anchorId="0501DD5D">
-          <v:rect id="_x0000_i1080" style="width:0;height:1.5pt" o:hralign="center" o:hrstd="t" o:hr="t" fillcolor="#a0a0a0" stroked="f"/>
+          <v:rect id="_x0000_i1026" style="width:0;height:1.5pt" o:hralign="center" o:hrstd="t" o:hr="t" fillcolor="#a0a0a0" stroked="f"/>
         </w:pict>
       </w:r>
     </w:p>
@@ -1944,20 +1700,11 @@
       </w:pPr>
       <w:r>
         <w:rPr>
-          <w:rFonts w:ascii="Segoe UI Emoji" w:hAnsi="Segoe UI Emoji" w:cs="Segoe UI Emoji"/>
-          <w:b/>
-          <w:bCs/>
-          <w:color w:val="000000" w:themeColor="text1"/>
-        </w:rPr>
-        <w:t>✅</w:t>
-      </w:r>
-      <w:r>
-        <w:rPr>
-          <w:b/>
-          <w:bCs/>
-          <w:color w:val="000000" w:themeColor="text1"/>
-        </w:rPr>
-        <w:t xml:space="preserve"> 2. Usability</w:t>
+          <w:b/>
+          <w:bCs/>
+          <w:color w:val="000000" w:themeColor="text1"/>
+        </w:rPr>
+        <w:t>2. Usability</w:t>
       </w:r>
     </w:p>
     <w:p>
@@ -2128,7 +1875,7 @@
           <w:color w:val="000000" w:themeColor="text1"/>
         </w:rPr>
         <w:pict w14:anchorId="3395E585">
-          <v:rect id="_x0000_i1081" style="width:0;height:1.5pt" o:hralign="center" o:hrstd="t" o:hr="t" fillcolor="#a0a0a0" stroked="f"/>
+          <v:rect id="_x0000_i1027" style="width:0;height:1.5pt" o:hralign="center" o:hrstd="t" o:hr="t" fillcolor="#a0a0a0" stroked="f"/>
         </w:pict>
       </w:r>
     </w:p>
@@ -2299,7 +2046,7 @@
           <w:color w:val="000000" w:themeColor="text1"/>
         </w:rPr>
         <w:pict w14:anchorId="1892E3A7">
-          <v:rect id="_x0000_i1082" style="width:0;height:1.5pt" o:hralign="center" o:hrstd="t" o:hr="t" fillcolor="#a0a0a0" stroked="f"/>
+          <v:rect id="_x0000_i1028" style="width:0;height:1.5pt" o:hralign="center" o:hrstd="t" o:hr="t" fillcolor="#a0a0a0" stroked="f"/>
         </w:pict>
       </w:r>
     </w:p>
@@ -2313,20 +2060,11 @@
       </w:pPr>
       <w:r>
         <w:rPr>
-          <w:rFonts w:ascii="Segoe UI Emoji" w:hAnsi="Segoe UI Emoji" w:cs="Segoe UI Emoji"/>
-          <w:b/>
-          <w:bCs/>
-          <w:color w:val="000000" w:themeColor="text1"/>
-        </w:rPr>
-        <w:t>✅</w:t>
-      </w:r>
-      <w:r>
-        <w:rPr>
-          <w:b/>
-          <w:bCs/>
-          <w:color w:val="000000" w:themeColor="text1"/>
-        </w:rPr>
-        <w:t xml:space="preserve"> 3. Portability</w:t>
+          <w:b/>
+          <w:bCs/>
+          <w:color w:val="000000" w:themeColor="text1"/>
+        </w:rPr>
+        <w:t>3. Portability</w:t>
       </w:r>
     </w:p>
     <w:p>
@@ -2482,7 +2220,7 @@
           <w:color w:val="000000" w:themeColor="text1"/>
         </w:rPr>
         <w:pict w14:anchorId="56344A52">
-          <v:rect id="_x0000_i1083" style="width:0;height:1.5pt" o:hralign="center" o:hrstd="t" o:hr="t" fillcolor="#a0a0a0" stroked="f"/>
+          <v:rect id="_x0000_i1029" style="width:0;height:1.5pt" o:hralign="center" o:hrstd="t" o:hr="t" fillcolor="#a0a0a0" stroked="f"/>
         </w:pict>
       </w:r>
     </w:p>
@@ -2639,7 +2377,7 @@
           <w:color w:val="000000" w:themeColor="text1"/>
         </w:rPr>
         <w:pict w14:anchorId="2F13FEA9">
-          <v:rect id="_x0000_i1084" style="width:0;height:1.5pt" o:hralign="center" o:hrstd="t" o:hr="t" fillcolor="#a0a0a0" stroked="f"/>
+          <v:rect id="_x0000_i1030" style="width:0;height:1.5pt" o:hralign="center" o:hrstd="t" o:hr="t" fillcolor="#a0a0a0" stroked="f"/>
         </w:pict>
       </w:r>
     </w:p>
@@ -2653,20 +2391,11 @@
       </w:pPr>
       <w:r>
         <w:rPr>
-          <w:rFonts w:ascii="Segoe UI Emoji" w:hAnsi="Segoe UI Emoji" w:cs="Segoe UI Emoji"/>
-          <w:b/>
-          <w:bCs/>
-          <w:color w:val="000000" w:themeColor="text1"/>
-        </w:rPr>
-        <w:t>✅</w:t>
-      </w:r>
-      <w:r>
-        <w:rPr>
-          <w:b/>
-          <w:bCs/>
-          <w:color w:val="000000" w:themeColor="text1"/>
-        </w:rPr>
-        <w:t xml:space="preserve"> 4. Reliability</w:t>
+          <w:b/>
+          <w:bCs/>
+          <w:color w:val="000000" w:themeColor="text1"/>
+        </w:rPr>
+        <w:t>4. Reliability</w:t>
       </w:r>
     </w:p>
     <w:p>
@@ -2837,7 +2566,7 @@
           <w:color w:val="000000" w:themeColor="text1"/>
         </w:rPr>
         <w:pict w14:anchorId="2D1D6F30">
-          <v:rect id="_x0000_i1085" style="width:0;height:1.5pt" o:hralign="center" o:hrstd="t" o:hr="t" fillcolor="#a0a0a0" stroked="f"/>
+          <v:rect id="_x0000_i1031" style="width:0;height:1.5pt" o:hralign="center" o:hrstd="t" o:hr="t" fillcolor="#a0a0a0" stroked="f"/>
         </w:pict>
       </w:r>
     </w:p>
@@ -2930,21 +2659,7 @@
         <w:rPr>
           <w:color w:val="000000" w:themeColor="text1"/>
         </w:rPr>
-        <w:t xml:space="preserve"> Mobile data / weak </w:t>
-      </w:r>
-      <w:proofErr w:type="spellStart"/>
-      <w:r>
-        <w:rPr>
-          <w:color w:val="000000" w:themeColor="text1"/>
-        </w:rPr>
-        <w:t>WiFi</w:t>
-      </w:r>
-      <w:proofErr w:type="spellEnd"/>
-      <w:r>
-        <w:rPr>
-          <w:color w:val="000000" w:themeColor="text1"/>
-        </w:rPr>
-        <w:t xml:space="preserve"> </w:t>
+        <w:t xml:space="preserve"> Mobile data / weak WiFi </w:t>
       </w:r>
     </w:p>
     <w:p>
@@ -3022,7 +2737,7 @@
           <w:color w:val="000000" w:themeColor="text1"/>
         </w:rPr>
         <w:pict w14:anchorId="5D3F5D73">
-          <v:rect id="_x0000_i1086" style="width:0;height:1.5pt" o:hralign="center" o:hrstd="t" o:hr="t" fillcolor="#a0a0a0" stroked="f"/>
+          <v:rect id="_x0000_i1032" style="width:0;height:1.5pt" o:hralign="center" o:hrstd="t" o:hr="t" fillcolor="#a0a0a0" stroked="f"/>
         </w:pict>
       </w:r>
     </w:p>
@@ -3036,20 +2751,11 @@
       </w:pPr>
       <w:r>
         <w:rPr>
-          <w:rFonts w:ascii="Segoe UI Emoji" w:hAnsi="Segoe UI Emoji" w:cs="Segoe UI Emoji"/>
-          <w:b/>
-          <w:bCs/>
-          <w:color w:val="000000" w:themeColor="text1"/>
-        </w:rPr>
-        <w:t>✅</w:t>
-      </w:r>
-      <w:r>
-        <w:rPr>
-          <w:b/>
-          <w:bCs/>
-          <w:color w:val="000000" w:themeColor="text1"/>
-        </w:rPr>
-        <w:t xml:space="preserve"> 5. Maintainability</w:t>
+          <w:b/>
+          <w:bCs/>
+          <w:color w:val="000000" w:themeColor="text1"/>
+        </w:rPr>
+        <w:t>5. Maintainability</w:t>
       </w:r>
     </w:p>
     <w:p>
@@ -3219,7 +2925,7 @@
           <w:color w:val="000000" w:themeColor="text1"/>
         </w:rPr>
         <w:pict w14:anchorId="62F0FCE3">
-          <v:rect id="_x0000_i1087" style="width:0;height:1.5pt" o:hralign="center" o:hrstd="t" o:hr="t" fillcolor="#a0a0a0" stroked="f"/>
+          <v:rect id="_x0000_i1033" style="width:0;height:1.5pt" o:hralign="center" o:hrstd="t" o:hr="t" fillcolor="#a0a0a0" stroked="f"/>
         </w:pict>
       </w:r>
     </w:p>
@@ -5523,6 +5229,7 @@
   <w:style w:type="character" w:default="1" w:styleId="DefaultParagraphFont">
     <w:name w:val="Default Paragraph Font"/>
     <w:uiPriority w:val="1"/>
+    <w:semiHidden/>
     <w:unhideWhenUsed/>
   </w:style>
   <w:style w:type="table" w:default="1" w:styleId="TableNormal">
